--- a/CU/CU-08.docx
+++ b/CU/CU-08.docx
@@ -1291,7 +1291,14 @@
                 <w:sz w:val="22"/>
                 <w:szCs w:val="22"/>
               </w:rPr>
-              <w:t xml:space="preserve"> El sistema genera el cupón de pago mediante la integración la aplicación de pago.</w:t>
+              <w:t xml:space="preserve"> El sistema genera el cupón de pago</w:t>
+            </w:r>
+            <w:r>
+              <w:rPr>
+                <w:sz w:val="22"/>
+                <w:szCs w:val="22"/>
+              </w:rPr>
+              <w:t>/código QR.</w:t>
             </w:r>
           </w:p>
         </w:tc>
@@ -1370,7 +1377,7 @@
                 <w:sz w:val="22"/>
                 <w:szCs w:val="22"/>
               </w:rPr>
-              <w:t>El usuario completa los datos y realiza el pago</w:t>
+              <w:t>El usuario realiza el pago</w:t>
             </w:r>
           </w:p>
         </w:tc>
@@ -1829,14 +1836,28 @@
                 <w:sz w:val="22"/>
                 <w:szCs w:val="22"/>
               </w:rPr>
-              <w:t>2</w:t>
-            </w:r>
-            <w:r>
-              <w:rPr>
-                <w:sz w:val="22"/>
-                <w:szCs w:val="22"/>
-              </w:rPr>
-              <w:t xml:space="preserve"> segundos.</w:t>
+              <w:t>5</w:t>
+            </w:r>
+            <w:r>
+              <w:rPr>
+                <w:sz w:val="22"/>
+                <w:szCs w:val="22"/>
+              </w:rPr>
+              <w:t xml:space="preserve"> </w:t>
+            </w:r>
+            <w:r>
+              <w:rPr>
+                <w:sz w:val="22"/>
+                <w:szCs w:val="22"/>
+              </w:rPr>
+              <w:t>minutos</w:t>
+            </w:r>
+            <w:r>
+              <w:rPr>
+                <w:sz w:val="22"/>
+                <w:szCs w:val="22"/>
+              </w:rPr>
+              <w:t>.</w:t>
             </w:r>
           </w:p>
         </w:tc>
